--- a/files/Resonate_Club_US_Partner_Brief_KO.docx
+++ b/files/Resonate_Club_US_Partner_Brief_KO.docx
@@ -79,6 +79,15 @@
         <w:t>• 원가 +40% 마크업 투명 가격 정책 (고객에게는 원가 비공개)</w:t>
         <w:br/>
         <w:t>• 추후 미국인→한국 인바운드 럭셔리 투어로 확장</w:t>
+        <w:br/>
+        <w:br/>
+        <w:t>회사 현황:</w:t>
+        <w:br/>
+        <w:t>• 자본금: 100,000,000원 (법정 최소 50,000,000원 상회, 투자자 90% + CEO 10%)</w:t>
+        <w:br/>
+        <w:t>• 영업보증보험: 230,000,000원 (기본 30,000,000원 + 기획여행 추가 200,000,000원)</w:t>
+        <w:br/>
+        <w:t>• 월고정비: ₩1,727,000 (사무실 ₩800,000 + 보증보험 ₩192,000 + 배상책임 ₩35,000 + 회계 ₩300,000 + 통신 ₩200,000 + 잡비 ₩200,000)</w:t>
         <w:br/>
         <w:br/>
         <w:t>파트너사의 역할:</w:t>
@@ -243,7 +252,7 @@
               <w:rPr>
                 <w:sz w:val="18"/>
               </w:rPr>
-              <w:t>외국인투자신고 + 자본금 입금</w:t>
+              <w:t>외국인투자신고 + 자본금 100,000,000원 입금</w:t>
             </w:r>
           </w:p>
         </w:tc>
@@ -256,7 +265,7 @@
               <w:rPr>
                 <w:sz w:val="18"/>
               </w:rPr>
-              <w:t>1억원 자본금 확보</w:t>
+              <w:t>자본금 확보 (법정 최소 50,000,000원 상회)</w:t>
             </w:r>
           </w:p>
         </w:tc>
@@ -300,7 +309,7 @@
               <w:rPr>
                 <w:sz w:val="18"/>
               </w:rPr>
-              <w:t>리조네이트 클럽 주식회사 공식 출범</w:t>
+              <w:t>Resonate Club Inc. 공식 출범</w:t>
             </w:r>
           </w:p>
         </w:tc>
@@ -413,7 +422,7 @@
               <w:rPr>
                 <w:sz w:val="18"/>
               </w:rPr>
-              <w:t>영업보증보험 가입 완료</w:t>
+              <w:t>영업보증보험 가입 완료 (230,000,000원)</w:t>
             </w:r>
           </w:p>
         </w:tc>
@@ -906,7 +915,7 @@
               <w:rPr>
                 <w:sz w:val="18"/>
               </w:rPr>
-              <w:t>나인브릿지·사우스케이프·잭니클라우스GC</w:t>
+              <w:t>Nine Bridges, South Cape, Jack Nicklaus GC</w:t>
             </w:r>
           </w:p>
         </w:tc>
@@ -960,7 +969,7 @@
               <w:rPr>
                 <w:sz w:val="18"/>
               </w:rPr>
-              <w:t>K컬처 체험 + 골프 + 미쉐린 다이닝</w:t>
+              <w:t>K-Culture + Golf + Michelin Dining</w:t>
             </w:r>
           </w:p>
         </w:tc>
@@ -1158,12 +1167,12 @@
     </w:p>
     <w:p>
       <w:r>
-        <w:t>- 현재 계약/협의 중: Trump National LA, Sandpiper GC, Hidden Valley GC, The Crossings, Alisal River Course</w:t>
+        <w:t>- 현재 협의 중: Trump National LA, Sandpiper GC, Hidden Valley GC, The Crossings, Alisal River Course</w:t>
       </w:r>
     </w:p>
     <w:p>
       <w:r>
-        <w:t>- 신규 발굴 목표: Pebble Beach, Torrey Pines, Pelican Hill 등</w:t>
+        <w:t>- 신규 발굴 목표: Pebble Beach, Torrey Pines, Pelican Hill</w:t>
       </w:r>
     </w:p>
     <w:p>
@@ -1173,7 +1182,7 @@
     </w:p>
     <w:p>
       <w:r>
-        <w:t>• 그린피 협상: 단체 할인(4인+), 리플레이 할인, 시즌 특가 등</w:t>
+        <w:t>• 그린피 협상: 단체 할인(4인+), 리플레이 할인, 시즌 특가</w:t>
       </w:r>
     </w:p>
     <w:p>
@@ -1199,7 +1208,7 @@
     </w:p>
     <w:p>
       <w:r>
-        <w:t>- 주요 협력 호텔: Beverly Wilshire, Terranea Resort, Waldorf Astoria Beverly Hills</w:t>
+        <w:t>- 주요 협력: Beverly Wilshire, Terranea Resort, Waldorf Astoria Beverly Hills</w:t>
       </w:r>
     </w:p>
     <w:p>
@@ -1438,7 +1447,7 @@
               <w:rPr>
                 <w:sz w:val="18"/>
               </w:rPr>
-              <w:t>카카오톡(실시간), 이메일(공식 문서), Google Drive(문서 공유)</w:t>
+              <w:t>KakaoTalk (real-time), Email (formal), Google Drive (shared docs)</w:t>
             </w:r>
           </w:p>
         </w:tc>
@@ -1466,7 +1475,7 @@
               <w:rPr>
                 <w:sz w:val="18"/>
               </w:rPr>
-              <w:t>주 1회 화상 미팅 (Zoom/Google Meet) — 투어 일정 조율, 이슈 점검</w:t>
+              <w:t>Weekly video call (Zoom/Google Meet) — itinerary coordination, issue review</w:t>
             </w:r>
           </w:p>
         </w:tc>
@@ -1496,7 +1505,7 @@
               <w:rPr>
                 <w:sz w:val="18"/>
               </w:rPr>
-              <w:t>24시간 카카오톡 + 한국·미국 전화 번호 상호 공유</w:t>
+              <w:t>24/7 KakaoTalk + shared Korea/US phone numbers</w:t>
             </w:r>
           </w:p>
         </w:tc>
@@ -1524,7 +1533,7 @@
               <w:rPr>
                 <w:sz w:val="18"/>
               </w:rPr>
-              <w:t>Google Drive: 벤더 계약서, 가격표, 투어 일정표, 고객 정보(암호화)</w:t>
+              <w:t>Google Drive: vendor contracts, pricing sheets, tour schedules, client info (encrypted)</w:t>
             </w:r>
           </w:p>
         </w:tc>
@@ -1554,7 +1563,7 @@
               <w:rPr>
                 <w:sz w:val="18"/>
               </w:rPr>
-              <w:t>월간: 벤더 계약 현황 / 분기: 재무 정산 / 수시: 신규 코스·호텔 제안</w:t>
+              <w:t>Monthly: vendor status / Quarterly: financial reconciliation / Ad-hoc: new course/hotel proposals</w:t>
             </w:r>
           </w:p>
         </w:tc>
@@ -1582,7 +1591,7 @@
               <w:rPr>
                 <w:sz w:val="18"/>
               </w:rPr>
-              <w:t>일상적 결정: 파트너사 자율 / 3천 달러 이상 지출: CEO 승인 / 전략적 결정: 협의</w:t>
+              <w:t>Routine: Partner autonomy / &gt;$3,000 spend: CEO approval / Strategic: joint decision</w:t>
             </w:r>
           </w:p>
         </w:tc>
@@ -1891,7 +1900,7 @@
               <w:rPr>
                 <w:sz w:val="18"/>
               </w:rPr>
-              <w:t>한국어 가이드 1인</w:t>
+              <w:t>Korean-speaking guide</w:t>
             </w:r>
           </w:p>
         </w:tc>
@@ -1932,7 +1941,7 @@
               <w:rPr>
                 <w:sz w:val="18"/>
               </w:rPr>
-              <w:t>레스토랑 + 코스 내 식사</w:t>
+              <w:t>Restaurants + on-course dining</w:t>
             </w:r>
           </w:p>
         </w:tc>
@@ -1976,7 +1985,7 @@
               <w:rPr>
                 <w:sz w:val="18"/>
               </w:rPr>
-              <w:t>촬영·편집·기념품</w:t>
+              <w:t>Filming, editing, souvenirs</w:t>
             </w:r>
           </w:p>
         </w:tc>
@@ -2060,7 +2069,7 @@
               <w:rPr>
                 <w:sz w:val="18"/>
               </w:rPr>
-              <w:t>원가+40% 마크업</w:t>
+              <w:t>Cost + 40% markup</w:t>
             </w:r>
           </w:p>
         </w:tc>
@@ -2101,7 +2110,7 @@
               <w:rPr>
                 <w:sz w:val="18"/>
               </w:rPr>
-              <w:t>28–40% 마진율</w:t>
+              <w:t>28–40% margin</w:t>
             </w:r>
           </w:p>
         </w:tc>
@@ -2121,7 +2130,7 @@
     </w:p>
     <w:p>
       <w:r>
-        <w:t>파트너사에는 다음과 같은 수익 배분 구조를 제안합니다:</w:t>
+        <w:t>파트너사 수익 배분 구조 제안:</w:t>
         <w:br/>
         <w:br/>
         <w:t>1. 기본 운영 수수료: 투어당 순이익의 20~30%</w:t>
@@ -2133,17 +2142,11 @@
         <w:br/>
         <w:t>2. 신규 벤더 발굴 인센티브: 첫 계약 성사 시 원가 절감액의 30%</w:t>
         <w:br/>
-        <w:t xml:space="preserve">   - 기존 벤더 대비 낮은 가격이나 더 좋은 조건 확보 시</w:t>
         <w:br/>
-        <w:br/>
-        <w:t>3. 시즌 성과 보너스: 연간 목표 초과 달성 시</w:t>
-        <w:br/>
-        <w:t xml:space="preserve">   - 연 12팀 초과 시 팀당 추가 보너스</w:t>
+        <w:t>3. 시즌 성과 보너스: 연간 목표 초과 달성 시 (연 12팀 초과 시 팀당 추가 보너스)</w:t>
         <w:br/>
         <w:br/>
         <w:t>4. 인바운드(미국→한국) 확장 시: 인바운드 전담 파트너십 재계약</w:t>
-        <w:br/>
-        <w:t xml:space="preserve">   - 현지 미국인 대상 마케팅 + 모집 대행 수수료 추가</w:t>
         <w:br/>
         <w:br/>
         <w:t>※ 구체적인 비율과 조건은 상호 협의하여 결정합니다.</w:t>
@@ -2714,11 +2717,7 @@
     </w:p>
     <w:p>
       <w:r>
-        <w:t>1. 사업자 등록 (미국)</w:t>
-        <w:br/>
-        <w:t xml:space="preserve">   - Sole Proprietorship 또는 LLC 설립</w:t>
-        <w:br/>
-        <w:t xml:space="preserve">   - 파트너사 명의의 계약 체결 및 대금 수취 가능하도록</w:t>
+        <w:t>1. 사업자 등록 (미국): Sole Proprietorship 또는 LLC 설립</w:t>
         <w:br/>
         <w:br/>
         <w:t>2. 벤더 사전 접촉</w:t>
@@ -2730,29 +2729,13 @@
         <w:t xml:space="preserve">   - 호텔: 9~11월 객실 블록 계약 추진</w:t>
         <w:br/>
         <w:br/>
-        <w:t>3. 현장 답사</w:t>
-        <w:br/>
-        <w:t xml:space="preserve">   - 주요 코스 재방문 → 사진·영상 콘텐츠 확보</w:t>
-        <w:br/>
-        <w:t xml:space="preserve">   - 호텔 객실·레스토랑 실사</w:t>
-        <w:br/>
-        <w:t xml:space="preserve">   - 코스 간 이동 시간 실측</w:t>
+        <w:t>3. 현장 답사: 주요 코스 재방문 → 사진·영상 콘텐츠 확보, 호텔 객실·레스토랑 실사, 코스 간 이동 시간 실측</w:t>
         <w:br/>
         <w:br/>
-        <w:t>4. 비상 매뉴얼 작성</w:t>
-        <w:br/>
-        <w:t xml:space="preserve">   - 고객 부상/질병 시 병원 리스트</w:t>
-        <w:br/>
-        <w:t xml:space="preserve">   - 항공편 지연/결항 대응 절차</w:t>
-        <w:br/>
-        <w:t xml:space="preserve">   - 천재지변 대응 플랜</w:t>
+        <w:t>4. 비상 매뉴얼 작성: 고객 부상/질병 시 병원 리스트, 항공편 지연/결항 대응 절차, 천재지변 대응 플랜</w:t>
         <w:br/>
         <w:br/>
-        <w:t>5. 첫 투어 리허설</w:t>
-        <w:br/>
-        <w:t xml:space="preserve">   - 9월 말~10월 초 첫 투어 전 코스·호텔·식당 최종 확인</w:t>
-        <w:br/>
-        <w:t xml:space="preserve">   - CEO와 합동 리허설 진행</w:t>
+        <w:t>5. 첫 투어 리허설: 9월 말~10월 초 첫 투어 전 코스·호텔·식당 최종 확인, CEO와 합동 리허설 진행</w:t>
       </w:r>
     </w:p>
     <w:p>

--- a/files/Resonate_Club_US_Partner_Brief_KO.docx
+++ b/files/Resonate_Club_US_Partner_Brief_KO.docx
@@ -83,7 +83,7 @@
         <w:br/>
         <w:t>회사 현황:</w:t>
         <w:br/>
-        <w:t>• 자본금: 100,000,000원 (법정 최소 50,000,000원 상회, 투자자 90% + CEO 10%)</w:t>
+        <w:t>• 자본금: 100,000,000원 (법정 최소 50,000,000원 상회, 투자자 100%)</w:t>
         <w:br/>
         <w:t>• 영업보증보험: 230,000,000원 (기본 30,000,000원 + 기획여행 추가 200,000,000원)</w:t>
         <w:br/>
